--- a/作业与测验/作业/数据与计算-项目一-认识数据信息与知识-作业.docx
+++ b/作业与测验/作业/数据与计算-项目一-认识数据信息与知识-作业.docx
@@ -4,733 +4,639 @@
   <w:body>
     <w:p>
       <w:pPr>
-        <w:pStyle w:val="Heading1"/>
+        <w:spacing w:before="0" w:after="120" w:line="300" w:lineRule="auto"/>
       </w:pPr>
       <w:r>
         <w:rPr>
-          <w:rFonts w:ascii="宋体" w:hAnsi="宋体"/>
+          <w:rFonts w:ascii="Times New Roman" w:hAnsi="Times New Roman" w:eastAsia="黑体"/>
+          <w:b/>
+          <w:color w:val="000000"/>
+          <w:sz w:val="36"/>
         </w:rPr>
-      </w:r>
-      <w:r>
-        <w:rPr>
-          <w:rFonts w:ascii="宋体" w:hAnsi="宋体" w:eastAsia="宋体"/>
-          <w:b/>
-          <w:sz w:val="24"/>
-        </w:rPr>
-        <w:t>作业：认识数据、信息与知识</w:t>
-      </w:r>
-    </w:p>
-    <w:p>
-      <w:r>
-        <w:rPr>
-          <w:rFonts w:ascii="宋体" w:hAnsi="宋体" w:eastAsia="宋体"/>
-          <w:b w:val="0"/>
-          <w:sz w:val="24"/>
-        </w:rPr>
-        <w:t>班级：______  姓名：______  得分：______</w:t>
+        <w:t>《认识数据、信息与知识》课后作业</w:t>
       </w:r>
     </w:p>
     <w:p>
       <w:pPr>
-        <w:pStyle w:val="Heading2"/>
+        <w:spacing w:before="0" w:after="120" w:line="300" w:lineRule="auto"/>
       </w:pPr>
       <w:r>
         <w:rPr>
-          <w:rFonts w:ascii="宋体" w:hAnsi="宋体"/>
+          <w:rFonts w:ascii="Times New Roman" w:hAnsi="Times New Roman" w:eastAsia="宋体"/>
+          <w:b w:val="0"/>
+          <w:sz w:val="24"/>
         </w:rPr>
+        <w:t>班级：____________　姓名：____________　得分：____________</w:t>
       </w:r>
+    </w:p>
+    <w:p>
+      <w:pPr>
+        <w:spacing w:before="0" w:after="120" w:line="300" w:lineRule="auto"/>
+      </w:pPr>
       <w:r>
         <w:rPr>
-          <w:rFonts w:ascii="宋体" w:hAnsi="宋体" w:eastAsia="宋体"/>
+          <w:rFonts w:ascii="Times New Roman" w:hAnsi="Times New Roman" w:eastAsia="宋体"/>
+          <w:b w:val="0"/>
+          <w:sz w:val="24"/>
+        </w:rPr>
+        <w:t>满分 50 分　｜　建议用时 20 分钟</w:t>
+      </w:r>
+    </w:p>
+    <w:p>
+      <w:pPr>
+        <w:pBdr>
+          <w:bottom w:val="single" w:sz="6" w:space="1" w:color="1F6FB2"/>
+        </w:pBdr>
+      </w:pPr>
+    </w:p>
+    <w:p>
+      <w:pPr>
+        <w:spacing w:before="120" w:after="120" w:line="300" w:lineRule="auto"/>
+      </w:pPr>
+      <w:r>
+        <w:rPr>
+          <w:rFonts w:ascii="Times New Roman" w:hAnsi="Times New Roman" w:eastAsia="黑体"/>
           <w:b/>
-          <w:sz w:val="24"/>
+          <w:color w:val="1F6FB2"/>
+          <w:sz w:val="32"/>
         </w:rPr>
         <w:t>一、单选题（每题3分，共18分）</w:t>
       </w:r>
     </w:p>
     <w:p>
       <w:pPr>
-        <w:ind w:left="480"/>
+        <w:spacing w:before="0" w:after="120" w:line="300" w:lineRule="auto"/>
       </w:pPr>
       <w:r>
         <w:rPr>
-          <w:rFonts w:ascii="宋体" w:hAnsi="宋体" w:eastAsia="宋体"/>
+          <w:rFonts w:ascii="Times New Roman" w:hAnsi="Times New Roman" w:eastAsia="宋体"/>
           <w:b w:val="0"/>
           <w:sz w:val="24"/>
         </w:rPr>
-        <w:t>下列属于"数据"的是（  ）</w:t>
-      </w:r>
-    </w:p>
-    <w:p>
-      <w:r>
-        <w:rPr>
-          <w:rFonts w:ascii="宋体" w:hAnsi="宋体" w:eastAsia="宋体"/>
-          <w:b w:val="0"/>
-          <w:sz w:val="24"/>
-        </w:rPr>
-        <w:t xml:space="preserve">   A. 今天天气很好</w:t>
-      </w:r>
-    </w:p>
-    <w:p>
-      <w:r>
-        <w:rPr>
-          <w:rFonts w:ascii="宋体" w:hAnsi="宋体" w:eastAsia="宋体"/>
-          <w:b w:val="0"/>
-          <w:sz w:val="24"/>
-        </w:rPr>
-        <w:t xml:space="preserve">   B. 3月12日 15:00 崇明东滩 东方白鹳 7只 晴</w:t>
-      </w:r>
-    </w:p>
-    <w:p>
-      <w:r>
-        <w:rPr>
-          <w:rFonts w:ascii="宋体" w:hAnsi="宋体" w:eastAsia="宋体"/>
-          <w:b w:val="0"/>
-          <w:sz w:val="24"/>
-        </w:rPr>
-        <w:t xml:space="preserve">   C. 白鹳是珍贵的候鸟</w:t>
-      </w:r>
-    </w:p>
-    <w:p>
-      <w:r>
-        <w:rPr>
-          <w:rFonts w:ascii="宋体" w:hAnsi="宋体" w:eastAsia="宋体"/>
-          <w:b w:val="0"/>
-          <w:sz w:val="24"/>
-        </w:rPr>
-        <w:t xml:space="preserve">   D. 我们应当保护湿地</w:t>
-      </w:r>
-    </w:p>
-    <w:p>
-      <w:r>
-        <w:rPr>
-          <w:rFonts w:ascii="宋体" w:hAnsi="宋体" w:eastAsia="宋体"/>
-          <w:b w:val="0"/>
-          <w:sz w:val="24"/>
-        </w:rPr>
-        <w:t xml:space="preserve">   【答案：B】</w:t>
+        <w:t>1. 下列属于"数据"的是（　）</w:t>
       </w:r>
     </w:p>
     <w:p>
       <w:pPr>
-        <w:ind w:left="480"/>
+        <w:pStyle w:val="ListBullet"/>
       </w:pPr>
       <w:r>
         <w:rPr>
-          <w:rFonts w:ascii="宋体" w:hAnsi="宋体" w:eastAsia="宋体"/>
+          <w:rFonts w:ascii="Times New Roman" w:hAnsi="Times New Roman" w:eastAsia="宋体"/>
           <w:b w:val="0"/>
           <w:sz w:val="24"/>
         </w:rPr>
-        <w:t>"今年东方白鹳比去年提前一周到达崇明东滩"属于（  ）</w:t>
-      </w:r>
-    </w:p>
-    <w:p>
-      <w:r>
-        <w:rPr>
-          <w:rFonts w:ascii="宋体" w:hAnsi="宋体" w:eastAsia="宋体"/>
-          <w:b w:val="0"/>
-          <w:sz w:val="24"/>
-        </w:rPr>
-        <w:t xml:space="preserve">   A. 数据  B. 信息  C. 知识  D. 载体</w:t>
-      </w:r>
-    </w:p>
-    <w:p>
-      <w:r>
-        <w:rPr>
-          <w:rFonts w:ascii="宋体" w:hAnsi="宋体" w:eastAsia="宋体"/>
-          <w:b w:val="0"/>
-          <w:sz w:val="24"/>
-        </w:rPr>
-        <w:t xml:space="preserve">   【答案：B】</w:t>
+        <w:t>A. 今天天气很好</w:t>
       </w:r>
     </w:p>
     <w:p>
       <w:pPr>
-        <w:ind w:left="480"/>
+        <w:pStyle w:val="ListBullet"/>
       </w:pPr>
       <w:r>
         <w:rPr>
-          <w:rFonts w:ascii="宋体" w:hAnsi="宋体" w:eastAsia="宋体"/>
+          <w:rFonts w:ascii="Times New Roman" w:hAnsi="Times New Roman" w:eastAsia="宋体"/>
           <w:b w:val="0"/>
           <w:sz w:val="24"/>
         </w:rPr>
-        <w:t>"候鸟迁徙依赖沿途的湿地停歇地，保护湿地才能保护候鸟"属于（  ）</w:t>
-      </w:r>
-    </w:p>
-    <w:p>
-      <w:r>
-        <w:rPr>
-          <w:rFonts w:ascii="宋体" w:hAnsi="宋体" w:eastAsia="宋体"/>
-          <w:b w:val="0"/>
-          <w:sz w:val="24"/>
-        </w:rPr>
-        <w:t xml:space="preserve">   A. 数据  B. 信息  C. 知识  D. 原始记录</w:t>
-      </w:r>
-    </w:p>
-    <w:p>
-      <w:r>
-        <w:rPr>
-          <w:rFonts w:ascii="宋体" w:hAnsi="宋体" w:eastAsia="宋体"/>
-          <w:b w:val="0"/>
-          <w:sz w:val="24"/>
-        </w:rPr>
-        <w:t xml:space="preserve">   【答案：C】</w:t>
+        <w:t>B. 3月12日 15:00 崇明东滩 东方白鹳 7只 晴</w:t>
       </w:r>
     </w:p>
     <w:p>
       <w:pPr>
-        <w:ind w:left="480"/>
+        <w:pStyle w:val="ListBullet"/>
       </w:pPr>
       <w:r>
         <w:rPr>
-          <w:rFonts w:ascii="宋体" w:hAnsi="宋体" w:eastAsia="宋体"/>
+          <w:rFonts w:ascii="Times New Roman" w:hAnsi="Times New Roman" w:eastAsia="宋体"/>
           <w:b w:val="0"/>
           <w:sz w:val="24"/>
         </w:rPr>
-        <w:t>下列关于数据、信息、知识关系的说法，正确的是（  ）</w:t>
-      </w:r>
-    </w:p>
-    <w:p>
-      <w:r>
-        <w:rPr>
-          <w:rFonts w:ascii="宋体" w:hAnsi="宋体" w:eastAsia="宋体"/>
-          <w:b w:val="0"/>
-          <w:sz w:val="24"/>
-        </w:rPr>
-        <w:t xml:space="preserve">   A. 数据是经过加工的信息</w:t>
-      </w:r>
-    </w:p>
-    <w:p>
-      <w:r>
-        <w:rPr>
-          <w:rFonts w:ascii="宋体" w:hAnsi="宋体" w:eastAsia="宋体"/>
-          <w:b w:val="0"/>
-          <w:sz w:val="24"/>
-        </w:rPr>
-        <w:t xml:space="preserve">   B. 数据是信息的载体，信息是数据加工后有意义的内容</w:t>
-      </w:r>
-    </w:p>
-    <w:p>
-      <w:r>
-        <w:rPr>
-          <w:rFonts w:ascii="宋体" w:hAnsi="宋体" w:eastAsia="宋体"/>
-          <w:b w:val="0"/>
-          <w:sz w:val="24"/>
-        </w:rPr>
-        <w:t xml:space="preserve">   C. 知识不需要数据支撑</w:t>
-      </w:r>
-    </w:p>
-    <w:p>
-      <w:r>
-        <w:rPr>
-          <w:rFonts w:ascii="宋体" w:hAnsi="宋体" w:eastAsia="宋体"/>
-          <w:b w:val="0"/>
-          <w:sz w:val="24"/>
-        </w:rPr>
-        <w:t xml:space="preserve">   D. 三者的含义完全相同</w:t>
-      </w:r>
-    </w:p>
-    <w:p>
-      <w:r>
-        <w:rPr>
-          <w:rFonts w:ascii="宋体" w:hAnsi="宋体" w:eastAsia="宋体"/>
-          <w:b w:val="0"/>
-          <w:sz w:val="24"/>
-        </w:rPr>
-        <w:t xml:space="preserve">   【答案：B】</w:t>
+        <w:t>C. 白鹳是珍贵的候鸟</w:t>
       </w:r>
     </w:p>
     <w:p>
       <w:pPr>
-        <w:ind w:left="480"/>
+        <w:pStyle w:val="ListBullet"/>
       </w:pPr>
       <w:r>
         <w:rPr>
-          <w:rFonts w:ascii="宋体" w:hAnsi="宋体" w:eastAsia="宋体"/>
+          <w:rFonts w:ascii="Times New Roman" w:hAnsi="Times New Roman" w:eastAsia="宋体"/>
           <w:b w:val="0"/>
           <w:sz w:val="24"/>
         </w:rPr>
-        <w:t>同一组数据（如各月气温），处理成折线图后更容易看出规律。这说明（  ）</w:t>
-      </w:r>
-    </w:p>
-    <w:p>
-      <w:r>
-        <w:rPr>
-          <w:rFonts w:ascii="宋体" w:hAnsi="宋体" w:eastAsia="宋体"/>
-          <w:b w:val="0"/>
-          <w:sz w:val="24"/>
-        </w:rPr>
-        <w:t xml:space="preserve">   A. 图表让数据变成了知识</w:t>
-      </w:r>
-    </w:p>
-    <w:p>
-      <w:r>
-        <w:rPr>
-          <w:rFonts w:ascii="宋体" w:hAnsi="宋体" w:eastAsia="宋体"/>
-          <w:b w:val="0"/>
-          <w:sz w:val="24"/>
-        </w:rPr>
-        <w:t xml:space="preserve">   B. 对数据进行加工能获取更多信息</w:t>
-      </w:r>
-    </w:p>
-    <w:p>
-      <w:r>
-        <w:rPr>
-          <w:rFonts w:ascii="宋体" w:hAnsi="宋体" w:eastAsia="宋体"/>
-          <w:b w:val="0"/>
-          <w:sz w:val="24"/>
-        </w:rPr>
-        <w:t xml:space="preserve">   C. 数据不需要载体</w:t>
-      </w:r>
-    </w:p>
-    <w:p>
-      <w:r>
-        <w:rPr>
-          <w:rFonts w:ascii="宋体" w:hAnsi="宋体" w:eastAsia="宋体"/>
-          <w:b w:val="0"/>
-          <w:sz w:val="24"/>
-        </w:rPr>
-        <w:t xml:space="preserve">   D. 折线图是最重要的知识</w:t>
-      </w:r>
-    </w:p>
-    <w:p>
-      <w:r>
-        <w:rPr>
-          <w:rFonts w:ascii="宋体" w:hAnsi="宋体" w:eastAsia="宋体"/>
-          <w:b w:val="0"/>
-          <w:sz w:val="24"/>
-        </w:rPr>
-        <w:t xml:space="preserve">   【答案：B】</w:t>
+        <w:t>D. 我们应当保护湿地</w:t>
       </w:r>
     </w:p>
     <w:p>
       <w:pPr>
-        <w:ind w:left="480"/>
+        <w:spacing w:before="0" w:after="120" w:line="300" w:lineRule="auto"/>
       </w:pPr>
       <w:r>
         <w:rPr>
-          <w:rFonts w:ascii="宋体" w:hAnsi="宋体" w:eastAsia="宋体"/>
+          <w:rFonts w:ascii="Times New Roman" w:hAnsi="Times New Roman" w:eastAsia="宋体"/>
           <w:b w:val="0"/>
           <w:sz w:val="24"/>
         </w:rPr>
-        <w:t>下列最能体现"知识能指导实践"的是（  ）</w:t>
-      </w:r>
-    </w:p>
-    <w:p>
-      <w:r>
-        <w:rPr>
-          <w:rFonts w:ascii="宋体" w:hAnsi="宋体" w:eastAsia="宋体"/>
-          <w:b w:val="0"/>
-          <w:sz w:val="24"/>
-        </w:rPr>
-        <w:t xml:space="preserve">   A. 本组记录到3种鸟</w:t>
-      </w:r>
-    </w:p>
-    <w:p>
-      <w:r>
-        <w:rPr>
-          <w:rFonts w:ascii="宋体" w:hAnsi="宋体" w:eastAsia="宋体"/>
-          <w:b w:val="0"/>
-          <w:sz w:val="24"/>
-        </w:rPr>
-        <w:t xml:space="preserve">   B. 白鹭在校园出现次数最多</w:t>
-      </w:r>
-    </w:p>
-    <w:p>
-      <w:r>
-        <w:rPr>
-          <w:rFonts w:ascii="宋体" w:hAnsi="宋体" w:eastAsia="宋体"/>
-          <w:b w:val="0"/>
-          <w:sz w:val="24"/>
-        </w:rPr>
-        <w:t xml:space="preserve">   C. 依据"冬季候鸟需要食物"而设置冬季投食点</w:t>
-      </w:r>
-    </w:p>
-    <w:p>
-      <w:r>
-        <w:rPr>
-          <w:rFonts w:ascii="宋体" w:hAnsi="宋体" w:eastAsia="宋体"/>
-          <w:b w:val="0"/>
-          <w:sz w:val="24"/>
-        </w:rPr>
-        <w:t xml:space="preserve">   D. 记录表上有10行数据</w:t>
-      </w:r>
-    </w:p>
-    <w:p>
-      <w:r>
-        <w:rPr>
-          <w:rFonts w:ascii="宋体" w:hAnsi="宋体" w:eastAsia="宋体"/>
-          <w:b w:val="0"/>
-          <w:sz w:val="24"/>
-        </w:rPr>
-        <w:t xml:space="preserve">   【答案：C】</w:t>
+        <w:t>2. "今年东方白鹳比去年提前一周到达崇明东滩"属于（　）</w:t>
       </w:r>
     </w:p>
     <w:p>
       <w:pPr>
-        <w:pStyle w:val="Heading2"/>
+        <w:pStyle w:val="ListBullet"/>
       </w:pPr>
       <w:r>
         <w:rPr>
-          <w:rFonts w:ascii="宋体" w:hAnsi="宋体"/>
+          <w:rFonts w:ascii="Times New Roman" w:hAnsi="Times New Roman" w:eastAsia="宋体"/>
+          <w:b w:val="0"/>
+          <w:sz w:val="24"/>
         </w:rPr>
+        <w:t>A. 数据　　B. 信息　　C. 知识　　D. 载体</w:t>
       </w:r>
+    </w:p>
+    <w:p>
+      <w:pPr>
+        <w:spacing w:before="0" w:after="120" w:line="300" w:lineRule="auto"/>
+      </w:pPr>
       <w:r>
         <w:rPr>
-          <w:rFonts w:ascii="宋体" w:hAnsi="宋体" w:eastAsia="宋体"/>
+          <w:rFonts w:ascii="Times New Roman" w:hAnsi="Times New Roman" w:eastAsia="宋体"/>
+          <w:b w:val="0"/>
+          <w:sz w:val="24"/>
+        </w:rPr>
+        <w:t>3. "候鸟迁徙依赖沿途的湿地停歇地，保护湿地才能保护候鸟"属于（　）</w:t>
+      </w:r>
+    </w:p>
+    <w:p>
+      <w:pPr>
+        <w:pStyle w:val="ListBullet"/>
+      </w:pPr>
+      <w:r>
+        <w:rPr>
+          <w:rFonts w:ascii="Times New Roman" w:hAnsi="Times New Roman" w:eastAsia="宋体"/>
+          <w:b w:val="0"/>
+          <w:sz w:val="24"/>
+        </w:rPr>
+        <w:t>A. 数据　　B. 信息　　C. 知识　　D. 原始记录</w:t>
+      </w:r>
+    </w:p>
+    <w:p>
+      <w:pPr>
+        <w:spacing w:before="0" w:after="120" w:line="300" w:lineRule="auto"/>
+      </w:pPr>
+      <w:r>
+        <w:rPr>
+          <w:rFonts w:ascii="Times New Roman" w:hAnsi="Times New Roman" w:eastAsia="宋体"/>
+          <w:b w:val="0"/>
+          <w:sz w:val="24"/>
+        </w:rPr>
+        <w:t>4. 下列关于数据、信息、知识关系的说法，正确的是（　）</w:t>
+      </w:r>
+    </w:p>
+    <w:p>
+      <w:pPr>
+        <w:pStyle w:val="ListBullet"/>
+      </w:pPr>
+      <w:r>
+        <w:rPr>
+          <w:rFonts w:ascii="Times New Roman" w:hAnsi="Times New Roman" w:eastAsia="宋体"/>
+          <w:b w:val="0"/>
+          <w:sz w:val="24"/>
+        </w:rPr>
+        <w:t>A. 数据是经过加工的信息</w:t>
+      </w:r>
+    </w:p>
+    <w:p>
+      <w:pPr>
+        <w:pStyle w:val="ListBullet"/>
+      </w:pPr>
+      <w:r>
+        <w:rPr>
+          <w:rFonts w:ascii="Times New Roman" w:hAnsi="Times New Roman" w:eastAsia="宋体"/>
+          <w:b w:val="0"/>
+          <w:sz w:val="24"/>
+        </w:rPr>
+        <w:t>B. 数据是信息的载体，信息是数据加工后有意义的内容</w:t>
+      </w:r>
+    </w:p>
+    <w:p>
+      <w:pPr>
+        <w:pStyle w:val="ListBullet"/>
+      </w:pPr>
+      <w:r>
+        <w:rPr>
+          <w:rFonts w:ascii="Times New Roman" w:hAnsi="Times New Roman" w:eastAsia="宋体"/>
+          <w:b w:val="0"/>
+          <w:sz w:val="24"/>
+        </w:rPr>
+        <w:t>C. 知识不需要数据支撑</w:t>
+      </w:r>
+    </w:p>
+    <w:p>
+      <w:pPr>
+        <w:pStyle w:val="ListBullet"/>
+      </w:pPr>
+      <w:r>
+        <w:rPr>
+          <w:rFonts w:ascii="Times New Roman" w:hAnsi="Times New Roman" w:eastAsia="宋体"/>
+          <w:b w:val="0"/>
+          <w:sz w:val="24"/>
+        </w:rPr>
+        <w:t>D. 三者的含义完全相同</w:t>
+      </w:r>
+    </w:p>
+    <w:p>
+      <w:pPr>
+        <w:spacing w:before="0" w:after="120" w:line="300" w:lineRule="auto"/>
+      </w:pPr>
+      <w:r>
+        <w:rPr>
+          <w:rFonts w:ascii="Times New Roman" w:hAnsi="Times New Roman" w:eastAsia="宋体"/>
+          <w:b w:val="0"/>
+          <w:sz w:val="24"/>
+        </w:rPr>
+        <w:t>5. 同一组数据（如各月气温），处理成折线图后更容易看出规律。这说明（　）</w:t>
+      </w:r>
+    </w:p>
+    <w:p>
+      <w:pPr>
+        <w:pStyle w:val="ListBullet"/>
+      </w:pPr>
+      <w:r>
+        <w:rPr>
+          <w:rFonts w:ascii="Times New Roman" w:hAnsi="Times New Roman" w:eastAsia="宋体"/>
+          <w:b w:val="0"/>
+          <w:sz w:val="24"/>
+        </w:rPr>
+        <w:t>A. 图表让数据变成了知识</w:t>
+      </w:r>
+    </w:p>
+    <w:p>
+      <w:pPr>
+        <w:pStyle w:val="ListBullet"/>
+      </w:pPr>
+      <w:r>
+        <w:rPr>
+          <w:rFonts w:ascii="Times New Roman" w:hAnsi="Times New Roman" w:eastAsia="宋体"/>
+          <w:b w:val="0"/>
+          <w:sz w:val="24"/>
+        </w:rPr>
+        <w:t>B. 对数据进行加工能获取更多信息</w:t>
+      </w:r>
+    </w:p>
+    <w:p>
+      <w:pPr>
+        <w:pStyle w:val="ListBullet"/>
+      </w:pPr>
+      <w:r>
+        <w:rPr>
+          <w:rFonts w:ascii="Times New Roman" w:hAnsi="Times New Roman" w:eastAsia="宋体"/>
+          <w:b w:val="0"/>
+          <w:sz w:val="24"/>
+        </w:rPr>
+        <w:t>C. 数据不需要载体</w:t>
+      </w:r>
+    </w:p>
+    <w:p>
+      <w:pPr>
+        <w:pStyle w:val="ListBullet"/>
+      </w:pPr>
+      <w:r>
+        <w:rPr>
+          <w:rFonts w:ascii="Times New Roman" w:hAnsi="Times New Roman" w:eastAsia="宋体"/>
+          <w:b w:val="0"/>
+          <w:sz w:val="24"/>
+        </w:rPr>
+        <w:t>D. 折线图是最重要的知识</w:t>
+      </w:r>
+    </w:p>
+    <w:p>
+      <w:pPr>
+        <w:spacing w:before="0" w:after="120" w:line="300" w:lineRule="auto"/>
+      </w:pPr>
+      <w:r>
+        <w:rPr>
+          <w:rFonts w:ascii="Times New Roman" w:hAnsi="Times New Roman" w:eastAsia="宋体"/>
+          <w:b w:val="0"/>
+          <w:sz w:val="24"/>
+        </w:rPr>
+        <w:t>6. 下列最能体现"知识能指导实践"的是（　）</w:t>
+      </w:r>
+    </w:p>
+    <w:p>
+      <w:pPr>
+        <w:pStyle w:val="ListBullet"/>
+      </w:pPr>
+      <w:r>
+        <w:rPr>
+          <w:rFonts w:ascii="Times New Roman" w:hAnsi="Times New Roman" w:eastAsia="宋体"/>
+          <w:b w:val="0"/>
+          <w:sz w:val="24"/>
+        </w:rPr>
+        <w:t>A. 本组记录到3种鸟</w:t>
+      </w:r>
+    </w:p>
+    <w:p>
+      <w:pPr>
+        <w:pStyle w:val="ListBullet"/>
+      </w:pPr>
+      <w:r>
+        <w:rPr>
+          <w:rFonts w:ascii="Times New Roman" w:hAnsi="Times New Roman" w:eastAsia="宋体"/>
+          <w:b w:val="0"/>
+          <w:sz w:val="24"/>
+        </w:rPr>
+        <w:t>B. 白鹭在校园出现次数最多</w:t>
+      </w:r>
+    </w:p>
+    <w:p>
+      <w:pPr>
+        <w:pStyle w:val="ListBullet"/>
+      </w:pPr>
+      <w:r>
+        <w:rPr>
+          <w:rFonts w:ascii="Times New Roman" w:hAnsi="Times New Roman" w:eastAsia="宋体"/>
+          <w:b w:val="0"/>
+          <w:sz w:val="24"/>
+        </w:rPr>
+        <w:t>C. 依据"冬季候鸟需要食物"而设置冬季投食点</w:t>
+      </w:r>
+    </w:p>
+    <w:p>
+      <w:pPr>
+        <w:pStyle w:val="ListBullet"/>
+      </w:pPr>
+      <w:r>
+        <w:rPr>
+          <w:rFonts w:ascii="Times New Roman" w:hAnsi="Times New Roman" w:eastAsia="宋体"/>
+          <w:b w:val="0"/>
+          <w:sz w:val="24"/>
+        </w:rPr>
+        <w:t>D. 记录表上有10行数据</w:t>
+      </w:r>
+    </w:p>
+    <w:p>
+      <w:pPr>
+        <w:pBdr>
+          <w:bottom w:val="single" w:sz="6" w:space="1" w:color="1F6FB2"/>
+        </w:pBdr>
+      </w:pPr>
+    </w:p>
+    <w:p>
+      <w:pPr>
+        <w:spacing w:before="120" w:after="120" w:line="300" w:lineRule="auto"/>
+      </w:pPr>
+      <w:r>
+        <w:rPr>
+          <w:rFonts w:ascii="Times New Roman" w:hAnsi="Times New Roman" w:eastAsia="黑体"/>
           <w:b/>
-          <w:sz w:val="24"/>
+          <w:color w:val="1F6FB2"/>
+          <w:sz w:val="32"/>
         </w:rPr>
         <w:t>二、判断题（每题2分，共10分）</w:t>
       </w:r>
     </w:p>
     <w:p>
       <w:pPr>
-        <w:ind w:left="480"/>
+        <w:spacing w:before="0" w:after="120" w:line="300" w:lineRule="auto"/>
       </w:pPr>
       <w:r>
         <w:rPr>
-          <w:rFonts w:ascii="宋体" w:hAnsi="宋体" w:eastAsia="宋体"/>
+          <w:rFonts w:ascii="Times New Roman" w:hAnsi="Times New Roman" w:eastAsia="宋体"/>
           <w:b w:val="0"/>
           <w:sz w:val="24"/>
         </w:rPr>
-        <w:t>数据就是数字，文字不属于数据。（  ）</w:t>
-      </w:r>
-    </w:p>
-    <w:p>
-      <w:r>
-        <w:rPr>
-          <w:rFonts w:ascii="宋体" w:hAnsi="宋体" w:eastAsia="宋体"/>
-          <w:b w:val="0"/>
-          <w:sz w:val="24"/>
-        </w:rPr>
-        <w:t xml:space="preserve">   【答案：×，文字、符号、图形等记录客观事物的都是数据】</w:t>
+        <w:t>1. 数据就是数字，文字不属于数据。（　）</w:t>
       </w:r>
     </w:p>
     <w:p>
       <w:pPr>
-        <w:ind w:left="480"/>
+        <w:spacing w:before="0" w:after="120" w:line="300" w:lineRule="auto"/>
       </w:pPr>
       <w:r>
         <w:rPr>
-          <w:rFonts w:ascii="宋体" w:hAnsi="宋体" w:eastAsia="宋体"/>
+          <w:rFonts w:ascii="Times New Roman" w:hAnsi="Times New Roman" w:eastAsia="宋体"/>
           <w:b w:val="0"/>
           <w:sz w:val="24"/>
         </w:rPr>
-        <w:t>信息必须依附于数据等载体才能存在。（  ）</w:t>
-      </w:r>
-    </w:p>
-    <w:p>
-      <w:r>
-        <w:rPr>
-          <w:rFonts w:ascii="宋体" w:hAnsi="宋体" w:eastAsia="宋体"/>
-          <w:b w:val="0"/>
-          <w:sz w:val="24"/>
-        </w:rPr>
-        <w:t xml:space="preserve">   【答案：√】</w:t>
+        <w:t>2. 信息必须依附于数据等载体才能存在。（　）</w:t>
       </w:r>
     </w:p>
     <w:p>
       <w:pPr>
-        <w:ind w:left="480"/>
+        <w:spacing w:before="0" w:after="120" w:line="300" w:lineRule="auto"/>
       </w:pPr>
       <w:r>
         <w:rPr>
-          <w:rFonts w:ascii="宋体" w:hAnsi="宋体" w:eastAsia="宋体"/>
+          <w:rFonts w:ascii="Times New Roman" w:hAnsi="Times New Roman" w:eastAsia="宋体"/>
           <w:b w:val="0"/>
           <w:sz w:val="24"/>
         </w:rPr>
-        <w:t>只要数据多，信息就一定有价值。（  ）</w:t>
-      </w:r>
-    </w:p>
-    <w:p>
-      <w:r>
-        <w:rPr>
-          <w:rFonts w:ascii="宋体" w:hAnsi="宋体" w:eastAsia="宋体"/>
-          <w:b w:val="0"/>
-          <w:sz w:val="24"/>
-        </w:rPr>
-        <w:t xml:space="preserve">   【答案：×，未经整理/失真数据可能误导判断】</w:t>
+        <w:t>3. 只要数据多，信息就一定有价值。（　）</w:t>
       </w:r>
     </w:p>
     <w:p>
       <w:pPr>
-        <w:ind w:left="480"/>
+        <w:spacing w:before="0" w:after="120" w:line="300" w:lineRule="auto"/>
       </w:pPr>
       <w:r>
         <w:rPr>
-          <w:rFonts w:ascii="宋体" w:hAnsi="宋体" w:eastAsia="宋体"/>
+          <w:rFonts w:ascii="Times New Roman" w:hAnsi="Times New Roman" w:eastAsia="宋体"/>
           <w:b w:val="0"/>
           <w:sz w:val="24"/>
         </w:rPr>
-        <w:t>知识是经过验证的、能指导实践的系统化认识。（  ）</w:t>
-      </w:r>
-    </w:p>
-    <w:p>
-      <w:r>
-        <w:rPr>
-          <w:rFonts w:ascii="宋体" w:hAnsi="宋体" w:eastAsia="宋体"/>
-          <w:b w:val="0"/>
-          <w:sz w:val="24"/>
-        </w:rPr>
-        <w:t xml:space="preserve">   【答案：√】</w:t>
+        <w:t>4. 知识是经过验证的、能指导实践的系统化认识。（　）</w:t>
       </w:r>
     </w:p>
     <w:p>
       <w:pPr>
-        <w:ind w:left="480"/>
+        <w:spacing w:before="0" w:after="120" w:line="300" w:lineRule="auto"/>
       </w:pPr>
       <w:r>
         <w:rPr>
-          <w:rFonts w:ascii="宋体" w:hAnsi="宋体" w:eastAsia="宋体"/>
+          <w:rFonts w:ascii="Times New Roman" w:hAnsi="Times New Roman" w:eastAsia="宋体"/>
           <w:b w:val="0"/>
           <w:sz w:val="24"/>
         </w:rPr>
-        <w:t>同一组数据，不同的人可以读出不同的信息。（  ）</w:t>
-      </w:r>
-    </w:p>
-    <w:p>
-      <w:r>
-        <w:rPr>
-          <w:rFonts w:ascii="宋体" w:hAnsi="宋体" w:eastAsia="宋体"/>
-          <w:b w:val="0"/>
-          <w:sz w:val="24"/>
-        </w:rPr>
-        <w:t xml:space="preserve">   【答案：√，信息具有主观性和时效性】</w:t>
+        <w:t>5. 同一组数据，不同的人可以读出不同的信息。（　）</w:t>
       </w:r>
     </w:p>
     <w:p>
       <w:pPr>
-        <w:pStyle w:val="Heading2"/>
+        <w:pBdr>
+          <w:bottom w:val="single" w:sz="6" w:space="1" w:color="1F6FB2"/>
+        </w:pBdr>
+      </w:pPr>
+    </w:p>
+    <w:p>
+      <w:pPr>
+        <w:spacing w:before="120" w:after="120" w:line="300" w:lineRule="auto"/>
       </w:pPr>
       <w:r>
         <w:rPr>
-          <w:rFonts w:ascii="宋体" w:hAnsi="宋体"/>
-        </w:rPr>
-      </w:r>
-      <w:r>
-        <w:rPr>
-          <w:rFonts w:ascii="宋体" w:hAnsi="宋体" w:eastAsia="宋体"/>
+          <w:rFonts w:ascii="Times New Roman" w:hAnsi="Times New Roman" w:eastAsia="黑体"/>
           <w:b/>
-          <w:sz w:val="24"/>
+          <w:color w:val="1F6FB2"/>
+          <w:sz w:val="32"/>
         </w:rPr>
         <w:t>三、分析题（每题6分，共12分）</w:t>
       </w:r>
     </w:p>
     <w:p>
       <w:pPr>
-        <w:ind w:left="480"/>
+        <w:spacing w:before="0" w:after="120" w:line="300" w:lineRule="auto"/>
       </w:pPr>
       <w:r>
         <w:rPr>
-          <w:rFonts w:ascii="宋体" w:hAnsi="宋体" w:eastAsia="宋体"/>
+          <w:rFonts w:ascii="Times New Roman" w:hAnsi="Times New Roman" w:eastAsia="宋体"/>
           <w:b w:val="0"/>
           <w:sz w:val="24"/>
         </w:rPr>
-        <w:t>下面是班级同学对"校园鸟类"的连续记录：</w:t>
-      </w:r>
-      <w:r>
-        <w:rPr>
-          <w:rFonts w:ascii="宋体" w:hAnsi="宋体" w:eastAsia="宋体"/>
-          <w:b/>
-          <w:sz w:val="24"/>
-        </w:rPr>
-        <w:t>4月1日 3只麻雀 食堂旁 / 4月2日 5只麻雀 食堂旁 / 4月5日 0只 阴天 / 4月8日 6只麻雀 食堂旁</w:t>
-      </w:r>
-      <w:r>
-        <w:rPr>
-          <w:rFonts w:ascii="宋体" w:hAnsi="宋体" w:eastAsia="宋体"/>
-          <w:b w:val="0"/>
-          <w:sz w:val="24"/>
-        </w:rPr>
-        <w:t>。</w:t>
-      </w:r>
-    </w:p>
-    <w:p>
-      <w:r>
-        <w:rPr>
-          <w:rFonts w:ascii="宋体" w:hAnsi="宋体" w:eastAsia="宋体"/>
-          <w:b w:val="0"/>
-          <w:sz w:val="24"/>
-        </w:rPr>
-        <w:t xml:space="preserve">   请分别写出：其中的一条</w:t>
-      </w:r>
-      <w:r>
-        <w:rPr>
-          <w:rFonts w:ascii="宋体" w:hAnsi="宋体" w:eastAsia="宋体"/>
-          <w:b/>
-          <w:sz w:val="24"/>
-        </w:rPr>
-        <w:t>数据</w:t>
-      </w:r>
-      <w:r>
-        <w:rPr>
-          <w:rFonts w:ascii="宋体" w:hAnsi="宋体" w:eastAsia="宋体"/>
-          <w:b w:val="0"/>
-          <w:sz w:val="24"/>
-        </w:rPr>
-        <w:t>、一条</w:t>
-      </w:r>
-      <w:r>
-        <w:rPr>
-          <w:rFonts w:ascii="宋体" w:hAnsi="宋体" w:eastAsia="宋体"/>
-          <w:b/>
-          <w:sz w:val="24"/>
-        </w:rPr>
-        <w:t>信息</w:t>
-      </w:r>
-      <w:r>
-        <w:rPr>
-          <w:rFonts w:ascii="宋体" w:hAnsi="宋体" w:eastAsia="宋体"/>
-          <w:b w:val="0"/>
-          <w:sz w:val="24"/>
-        </w:rPr>
-        <w:t>、一条</w:t>
-      </w:r>
-      <w:r>
-        <w:rPr>
-          <w:rFonts w:ascii="宋体" w:hAnsi="宋体" w:eastAsia="宋体"/>
-          <w:b/>
-          <w:sz w:val="24"/>
-        </w:rPr>
-        <w:t>知识</w:t>
-      </w:r>
-      <w:r>
-        <w:rPr>
-          <w:rFonts w:ascii="宋体" w:hAnsi="宋体" w:eastAsia="宋体"/>
-          <w:b w:val="0"/>
-          <w:sz w:val="24"/>
-        </w:rPr>
-        <w:t>。</w:t>
-      </w:r>
-    </w:p>
-    <w:p>
-      <w:r>
-        <w:rPr>
-          <w:rFonts w:ascii="宋体" w:hAnsi="宋体" w:eastAsia="宋体"/>
-          <w:b w:val="0"/>
-          <w:sz w:val="24"/>
-        </w:rPr>
-        <w:t xml:space="preserve">   【参考】</w:t>
+        <w:t>1. 下面是班级同学对"校园鸟类"的连续记录：4月1日 3只麻雀 食堂旁 / 4月2日 5只麻雀 食堂旁 / 4月5日 0只 阴天 / 4月8日 6只麻雀 食堂旁。请分别写出其中的一条数据、一条信息、一条知识。</w:t>
       </w:r>
     </w:p>
     <w:p>
       <w:pPr>
-        <w:ind w:left="480"/>
+        <w:spacing w:before="0" w:after="120" w:line="300" w:lineRule="auto"/>
       </w:pPr>
       <w:r>
         <w:rPr>
-          <w:rFonts w:ascii="宋体" w:hAnsi="宋体" w:eastAsia="宋体"/>
+          <w:rFonts w:ascii="Times New Roman" w:hAnsi="Times New Roman" w:eastAsia="宋体"/>
           <w:b w:val="0"/>
           <w:sz w:val="24"/>
         </w:rPr>
-        <w:t>数据：4月1日 3只麻雀 食堂旁</w:t>
+        <w:t xml:space="preserve">　数据：______________________________________________</w:t>
       </w:r>
     </w:p>
     <w:p>
       <w:pPr>
-        <w:ind w:left="480"/>
+        <w:spacing w:before="0" w:after="120" w:line="300" w:lineRule="auto"/>
       </w:pPr>
       <w:r>
         <w:rPr>
-          <w:rFonts w:ascii="宋体" w:hAnsi="宋体" w:eastAsia="宋体"/>
+          <w:rFonts w:ascii="Times New Roman" w:hAnsi="Times New Roman" w:eastAsia="宋体"/>
           <w:b w:val="0"/>
           <w:sz w:val="24"/>
         </w:rPr>
-        <w:t>信息：麻雀主要出现在食堂旁（出现频率最高）</w:t>
+        <w:t xml:space="preserve">　信息：______________________________________________</w:t>
       </w:r>
     </w:p>
     <w:p>
       <w:pPr>
-        <w:ind w:left="480"/>
+        <w:spacing w:before="0" w:after="120" w:line="300" w:lineRule="auto"/>
       </w:pPr>
       <w:r>
         <w:rPr>
-          <w:rFonts w:ascii="宋体" w:hAnsi="宋体" w:eastAsia="宋体"/>
+          <w:rFonts w:ascii="Times New Roman" w:hAnsi="Times New Roman" w:eastAsia="宋体"/>
           <w:b w:val="0"/>
           <w:sz w:val="24"/>
         </w:rPr>
-        <w:t>知识：食堂附近食物残渣多，麻雀常在此觅食；据此可推断增设食源点能吸引麻雀。</w:t>
+        <w:t xml:space="preserve">　知识：______________________________________________</w:t>
       </w:r>
     </w:p>
     <w:p>
       <w:pPr>
-        <w:ind w:left="480"/>
+        <w:spacing w:before="0" w:after="120" w:line="300" w:lineRule="auto"/>
       </w:pPr>
       <w:r>
         <w:rPr>
-          <w:rFonts w:ascii="宋体" w:hAnsi="宋体" w:eastAsia="宋体"/>
+          <w:rFonts w:ascii="Times New Roman" w:hAnsi="Times New Roman" w:eastAsia="宋体"/>
           <w:b w:val="0"/>
           <w:sz w:val="24"/>
         </w:rPr>
-        <w:t>天气预报说"明日有雨"，你据此决定带伞出门。请说明这句话中的信息与知识，并指出哪一步体现了知识指导实践。</w:t>
-      </w:r>
-    </w:p>
-    <w:p>
-      <w:r>
-        <w:rPr>
-          <w:rFonts w:ascii="宋体" w:hAnsi="宋体" w:eastAsia="宋体"/>
-          <w:b w:val="0"/>
-          <w:sz w:val="24"/>
-        </w:rPr>
-        <w:t xml:space="preserve">   【参考】"明日有雨"是气象部门对观测数据（温度、气压、云量等）加工后发布的信息；"有雨时出行带伞可以避免淋湿"是知识；"决定带伞"是知识指导实践。</w:t>
+        <w:t>2. 天气预报说"明日有雨"，你据此决定带伞出门。请说明这句话中的信息与知识，并指出哪一步体现了知识指导实践。</w:t>
       </w:r>
     </w:p>
     <w:p>
       <w:pPr>
-        <w:pStyle w:val="Heading2"/>
+        <w:spacing w:before="0" w:after="120" w:line="300" w:lineRule="auto"/>
       </w:pPr>
       <w:r>
         <w:rPr>
-          <w:rFonts w:ascii="宋体" w:hAnsi="宋体"/>
+          <w:rFonts w:ascii="Times New Roman" w:hAnsi="Times New Roman" w:eastAsia="宋体"/>
+          <w:b w:val="0"/>
+          <w:sz w:val="24"/>
         </w:rPr>
+        <w:t>________________________________________________________________________</w:t>
       </w:r>
+    </w:p>
+    <w:p>
+      <w:pPr>
+        <w:spacing w:before="0" w:after="120" w:line="300" w:lineRule="auto"/>
+      </w:pPr>
       <w:r>
         <w:rPr>
-          <w:rFonts w:ascii="宋体" w:hAnsi="宋体" w:eastAsia="宋体"/>
+          <w:rFonts w:ascii="Times New Roman" w:hAnsi="Times New Roman" w:eastAsia="宋体"/>
+          <w:b w:val="0"/>
+          <w:sz w:val="24"/>
+        </w:rPr>
+        <w:t>________________________________________________________________________</w:t>
+      </w:r>
+    </w:p>
+    <w:p>
+      <w:pPr>
+        <w:pBdr>
+          <w:bottom w:val="single" w:sz="6" w:space="1" w:color="1F6FB2"/>
+        </w:pBdr>
+      </w:pPr>
+    </w:p>
+    <w:p>
+      <w:pPr>
+        <w:spacing w:before="120" w:after="120" w:line="300" w:lineRule="auto"/>
+      </w:pPr>
+      <w:r>
+        <w:rPr>
+          <w:rFonts w:ascii="Times New Roman" w:hAnsi="Times New Roman" w:eastAsia="黑体"/>
           <w:b/>
-          <w:sz w:val="24"/>
+          <w:color w:val="1F6FB2"/>
+          <w:sz w:val="32"/>
         </w:rPr>
         <w:t>四、实践拓展（10分）</w:t>
       </w:r>
     </w:p>
     <w:p>
+      <w:pPr>
+        <w:spacing w:before="0" w:after="120" w:line="300" w:lineRule="auto"/>
+      </w:pPr>
       <w:r>
         <w:rPr>
-          <w:rFonts w:ascii="宋体" w:hAnsi="宋体" w:eastAsia="宋体"/>
+          <w:rFonts w:ascii="Times New Roman" w:hAnsi="Times New Roman" w:eastAsia="宋体"/>
           <w:b w:val="0"/>
           <w:sz w:val="24"/>
         </w:rPr>
-        <w:t>结合本组项目数据，画出"常见鸟类出现次数"柱状图（可在本页/电子表格完成），并写一句话结论。</w:t>
+        <w:t>结合本组项目数据，画出"常见鸟类出现次数"柱状图（可在本页或电子表格完成），并写一句话结论。</w:t>
       </w:r>
     </w:p>
     <w:p>
       <w:pPr>
-        <w:ind w:left="480"/>
+        <w:spacing w:before="0" w:after="120" w:line="300" w:lineRule="auto"/>
       </w:pPr>
       <w:r>
         <w:rPr>
-          <w:rFonts w:ascii="宋体" w:hAnsi="宋体" w:eastAsia="宋体"/>
+          <w:rFonts w:ascii="Times New Roman" w:hAnsi="Times New Roman" w:eastAsia="宋体"/>
           <w:b w:val="0"/>
           <w:sz w:val="24"/>
         </w:rPr>
-        <w:t>结论：________________________________________</w:t>
+        <w:t>结论：______________________________________________</w:t>
       </w:r>
     </w:p>
     <w:p>
       <w:pPr>
-        <w:pStyle w:val="Heading2"/>
+        <w:pBdr>
+          <w:bottom w:val="single" w:sz="6" w:space="1" w:color="1F6FB2"/>
+        </w:pBdr>
+      </w:pPr>
+    </w:p>
+    <w:p>
+      <w:pPr>
+        <w:spacing w:before="120" w:after="120" w:line="300" w:lineRule="auto"/>
       </w:pPr>
       <w:r>
         <w:rPr>
-          <w:rFonts w:ascii="宋体" w:hAnsi="宋体"/>
-        </w:rPr>
-      </w:r>
-      <w:r>
-        <w:rPr>
-          <w:rFonts w:ascii="宋体" w:hAnsi="宋体" w:eastAsia="宋体"/>
+          <w:rFonts w:ascii="Times New Roman" w:hAnsi="Times New Roman" w:eastAsia="黑体"/>
           <w:b/>
-          <w:sz w:val="24"/>
+          <w:color w:val="1F6FB2"/>
+          <w:sz w:val="32"/>
         </w:rPr>
         <w:t>参考答案与评分标准</w:t>
       </w:r>
@@ -739,6 +645,7 @@
       <w:tblPr>
         <w:tblStyle w:val="TableGrid"/>
         <w:tblW w:type="auto" w:w="0"/>
+        <w:jc w:val="center"/>
         <w:tblLook w:firstColumn="1" w:firstRow="1" w:lastColumn="0" w:lastRow="0" w:noHBand="0" w:noVBand="1" w:val="04A0"/>
       </w:tblPr>
       <w:tblGrid>
@@ -749,15 +656,19 @@
       <w:tr>
         <w:tc>
           <w:tcPr>
-            <w:tcW w:type="dxa" w:w="2880"/>
+            <w:tcW w:type="dxa" w:w="1417"/>
+            <w:shd w:val="clear" w:fill="D9E2F3"/>
           </w:tcPr>
           <w:p>
+            <w:pPr>
+              <w:jc w:val="center"/>
+            </w:pPr>
             <w:r/>
             <w:r>
               <w:rPr>
-                <w:rFonts w:ascii="宋体" w:hAnsi="宋体" w:eastAsia="宋体"/>
+                <w:rFonts w:ascii="Times New Roman" w:hAnsi="Times New Roman" w:eastAsia="黑体"/>
                 <w:b/>
-                <w:sz w:val="24"/>
+                <w:sz w:val="21"/>
               </w:rPr>
               <w:t>题号</w:t>
             </w:r>
@@ -765,15 +676,19 @@
         </w:tc>
         <w:tc>
           <w:tcPr>
-            <w:tcW w:type="dxa" w:w="2880"/>
+            <w:tcW w:type="dxa" w:w="5102"/>
+            <w:shd w:val="clear" w:fill="D9E2F3"/>
           </w:tcPr>
           <w:p>
+            <w:pPr>
+              <w:jc w:val="center"/>
+            </w:pPr>
             <w:r/>
             <w:r>
               <w:rPr>
-                <w:rFonts w:ascii="宋体" w:hAnsi="宋体" w:eastAsia="宋体"/>
+                <w:rFonts w:ascii="Times New Roman" w:hAnsi="Times New Roman" w:eastAsia="黑体"/>
                 <w:b/>
-                <w:sz w:val="24"/>
+                <w:sz w:val="21"/>
               </w:rPr>
               <w:t>答案/要点</w:t>
             </w:r>
@@ -781,15 +696,19 @@
         </w:tc>
         <w:tc>
           <w:tcPr>
-            <w:tcW w:type="dxa" w:w="2880"/>
+            <w:tcW w:type="dxa" w:w="1701"/>
+            <w:shd w:val="clear" w:fill="D9E2F3"/>
           </w:tcPr>
           <w:p>
+            <w:pPr>
+              <w:jc w:val="center"/>
+            </w:pPr>
             <w:r/>
             <w:r>
               <w:rPr>
-                <w:rFonts w:ascii="宋体" w:hAnsi="宋体" w:eastAsia="宋体"/>
+                <w:rFonts w:ascii="Times New Roman" w:hAnsi="Times New Roman" w:eastAsia="黑体"/>
                 <w:b/>
-                <w:sz w:val="24"/>
+                <w:sz w:val="21"/>
               </w:rPr>
               <w:t>分值</w:t>
             </w:r>
@@ -799,47 +718,47 @@
       <w:tr>
         <w:tc>
           <w:tcPr>
-            <w:tcW w:type="dxa" w:w="2880"/>
+            <w:tcW w:type="dxa" w:w="1417"/>
           </w:tcPr>
           <w:p>
             <w:r/>
             <w:r>
               <w:rPr>
-                <w:rFonts w:ascii="宋体" w:hAnsi="宋体" w:eastAsia="宋体"/>
+                <w:rFonts w:ascii="Times New Roman" w:hAnsi="Times New Roman" w:eastAsia="宋体"/>
                 <w:b w:val="0"/>
-                <w:sz w:val="24"/>
+                <w:sz w:val="21"/>
               </w:rPr>
-              <w:t>1~6 单选</w:t>
+              <w:t>一、1~6</w:t>
             </w:r>
           </w:p>
         </w:tc>
         <w:tc>
           <w:tcPr>
-            <w:tcW w:type="dxa" w:w="2880"/>
+            <w:tcW w:type="dxa" w:w="5102"/>
           </w:tcPr>
           <w:p>
             <w:r/>
             <w:r>
               <w:rPr>
-                <w:rFonts w:ascii="宋体" w:hAnsi="宋体" w:eastAsia="宋体"/>
+                <w:rFonts w:ascii="Times New Roman" w:hAnsi="Times New Roman" w:eastAsia="宋体"/>
                 <w:b w:val="0"/>
-                <w:sz w:val="24"/>
+                <w:sz w:val="21"/>
               </w:rPr>
-              <w:t>见每题标注</w:t>
+              <w:t>B B C B B C</w:t>
             </w:r>
           </w:p>
         </w:tc>
         <w:tc>
           <w:tcPr>
-            <w:tcW w:type="dxa" w:w="2880"/>
+            <w:tcW w:type="dxa" w:w="1701"/>
           </w:tcPr>
           <w:p>
             <w:r/>
             <w:r>
               <w:rPr>
-                <w:rFonts w:ascii="宋体" w:hAnsi="宋体" w:eastAsia="宋体"/>
+                <w:rFonts w:ascii="Times New Roman" w:hAnsi="Times New Roman" w:eastAsia="宋体"/>
                 <w:b w:val="0"/>
-                <w:sz w:val="24"/>
+                <w:sz w:val="21"/>
               </w:rPr>
               <w:t>各3分</w:t>
             </w:r>
@@ -849,47 +768,47 @@
       <w:tr>
         <w:tc>
           <w:tcPr>
-            <w:tcW w:type="dxa" w:w="2880"/>
+            <w:tcW w:type="dxa" w:w="1417"/>
           </w:tcPr>
           <w:p>
             <w:r/>
             <w:r>
               <w:rPr>
-                <w:rFonts w:ascii="宋体" w:hAnsi="宋体" w:eastAsia="宋体"/>
+                <w:rFonts w:ascii="Times New Roman" w:hAnsi="Times New Roman" w:eastAsia="宋体"/>
                 <w:b w:val="0"/>
-                <w:sz w:val="24"/>
+                <w:sz w:val="21"/>
               </w:rPr>
-              <w:t>1~5 判断</w:t>
+              <w:t>二、1~5</w:t>
             </w:r>
           </w:p>
         </w:tc>
         <w:tc>
           <w:tcPr>
-            <w:tcW w:type="dxa" w:w="2880"/>
+            <w:tcW w:type="dxa" w:w="5102"/>
           </w:tcPr>
           <w:p>
             <w:r/>
             <w:r>
               <w:rPr>
-                <w:rFonts w:ascii="宋体" w:hAnsi="宋体" w:eastAsia="宋体"/>
+                <w:rFonts w:ascii="Times New Roman" w:hAnsi="Times New Roman" w:eastAsia="宋体"/>
                 <w:b w:val="0"/>
-                <w:sz w:val="24"/>
+                <w:sz w:val="21"/>
               </w:rPr>
-              <w:t>见每题标注</w:t>
+              <w:t>× √ × √ √</w:t>
             </w:r>
           </w:p>
         </w:tc>
         <w:tc>
           <w:tcPr>
-            <w:tcW w:type="dxa" w:w="2880"/>
+            <w:tcW w:type="dxa" w:w="1701"/>
           </w:tcPr>
           <w:p>
             <w:r/>
             <w:r>
               <w:rPr>
-                <w:rFonts w:ascii="宋体" w:hAnsi="宋体" w:eastAsia="宋体"/>
+                <w:rFonts w:ascii="Times New Roman" w:hAnsi="Times New Roman" w:eastAsia="宋体"/>
                 <w:b w:val="0"/>
-                <w:sz w:val="24"/>
+                <w:sz w:val="21"/>
               </w:rPr>
               <w:t>各2分</w:t>
             </w:r>
@@ -899,47 +818,47 @@
       <w:tr>
         <w:tc>
           <w:tcPr>
-            <w:tcW w:type="dxa" w:w="2880"/>
+            <w:tcW w:type="dxa" w:w="1417"/>
           </w:tcPr>
           <w:p>
             <w:r/>
             <w:r>
               <w:rPr>
-                <w:rFonts w:ascii="宋体" w:hAnsi="宋体" w:eastAsia="宋体"/>
+                <w:rFonts w:ascii="Times New Roman" w:hAnsi="Times New Roman" w:eastAsia="宋体"/>
                 <w:b w:val="0"/>
-                <w:sz w:val="24"/>
+                <w:sz w:val="21"/>
               </w:rPr>
-              <w:t>三-1</w:t>
+              <w:t>三、1</w:t>
             </w:r>
           </w:p>
         </w:tc>
         <w:tc>
           <w:tcPr>
-            <w:tcW w:type="dxa" w:w="2880"/>
+            <w:tcW w:type="dxa" w:w="5102"/>
           </w:tcPr>
           <w:p>
             <w:r/>
             <w:r>
               <w:rPr>
-                <w:rFonts w:ascii="宋体" w:hAnsi="宋体" w:eastAsia="宋体"/>
+                <w:rFonts w:ascii="Times New Roman" w:hAnsi="Times New Roman" w:eastAsia="宋体"/>
                 <w:b w:val="0"/>
-                <w:sz w:val="24"/>
+                <w:sz w:val="21"/>
               </w:rPr>
-              <w:t>三类各正确即得分，允许合理变式</w:t>
+              <w:t>数据/信息/知识各一例即得分，允许合理变式</w:t>
             </w:r>
           </w:p>
         </w:tc>
         <w:tc>
           <w:tcPr>
-            <w:tcW w:type="dxa" w:w="2880"/>
+            <w:tcW w:type="dxa" w:w="1701"/>
           </w:tcPr>
           <w:p>
             <w:r/>
             <w:r>
               <w:rPr>
-                <w:rFonts w:ascii="宋体" w:hAnsi="宋体" w:eastAsia="宋体"/>
+                <w:rFonts w:ascii="Times New Roman" w:hAnsi="Times New Roman" w:eastAsia="宋体"/>
                 <w:b w:val="0"/>
-                <w:sz w:val="24"/>
+                <w:sz w:val="21"/>
               </w:rPr>
               <w:t>6分</w:t>
             </w:r>
@@ -949,31 +868,31 @@
       <w:tr>
         <w:tc>
           <w:tcPr>
-            <w:tcW w:type="dxa" w:w="2880"/>
+            <w:tcW w:type="dxa" w:w="1417"/>
           </w:tcPr>
           <w:p>
             <w:r/>
             <w:r>
               <w:rPr>
-                <w:rFonts w:ascii="宋体" w:hAnsi="宋体" w:eastAsia="宋体"/>
+                <w:rFonts w:ascii="Times New Roman" w:hAnsi="Times New Roman" w:eastAsia="宋体"/>
                 <w:b w:val="0"/>
-                <w:sz w:val="24"/>
+                <w:sz w:val="21"/>
               </w:rPr>
-              <w:t>三-2</w:t>
+              <w:t>三、2</w:t>
             </w:r>
           </w:p>
         </w:tc>
         <w:tc>
           <w:tcPr>
-            <w:tcW w:type="dxa" w:w="2880"/>
+            <w:tcW w:type="dxa" w:w="5102"/>
           </w:tcPr>
           <w:p>
             <w:r/>
             <w:r>
               <w:rPr>
-                <w:rFonts w:ascii="宋体" w:hAnsi="宋体" w:eastAsia="宋体"/>
+                <w:rFonts w:ascii="Times New Roman" w:hAnsi="Times New Roman" w:eastAsia="宋体"/>
                 <w:b w:val="0"/>
-                <w:sz w:val="24"/>
+                <w:sz w:val="21"/>
               </w:rPr>
               <w:t>信息、知识、实践各2分</w:t>
             </w:r>
@@ -981,15 +900,15 @@
         </w:tc>
         <w:tc>
           <w:tcPr>
-            <w:tcW w:type="dxa" w:w="2880"/>
+            <w:tcW w:type="dxa" w:w="1701"/>
           </w:tcPr>
           <w:p>
             <w:r/>
             <w:r>
               <w:rPr>
-                <w:rFonts w:ascii="宋体" w:hAnsi="宋体" w:eastAsia="宋体"/>
+                <w:rFonts w:ascii="Times New Roman" w:hAnsi="Times New Roman" w:eastAsia="宋体"/>
                 <w:b w:val="0"/>
-                <w:sz w:val="24"/>
+                <w:sz w:val="21"/>
               </w:rPr>
               <w:t>6分</w:t>
             </w:r>
@@ -999,15 +918,15 @@
       <w:tr>
         <w:tc>
           <w:tcPr>
-            <w:tcW w:type="dxa" w:w="2880"/>
+            <w:tcW w:type="dxa" w:w="1417"/>
           </w:tcPr>
           <w:p>
             <w:r/>
             <w:r>
               <w:rPr>
-                <w:rFonts w:ascii="宋体" w:hAnsi="宋体" w:eastAsia="宋体"/>
+                <w:rFonts w:ascii="Times New Roman" w:hAnsi="Times New Roman" w:eastAsia="宋体"/>
                 <w:b w:val="0"/>
-                <w:sz w:val="24"/>
+                <w:sz w:val="21"/>
               </w:rPr>
               <w:t>四</w:t>
             </w:r>
@@ -1015,15 +934,15 @@
         </w:tc>
         <w:tc>
           <w:tcPr>
-            <w:tcW w:type="dxa" w:w="2880"/>
+            <w:tcW w:type="dxa" w:w="5102"/>
           </w:tcPr>
           <w:p>
             <w:r/>
             <w:r>
               <w:rPr>
-                <w:rFonts w:ascii="宋体" w:hAnsi="宋体" w:eastAsia="宋体"/>
+                <w:rFonts w:ascii="Times New Roman" w:hAnsi="Times New Roman" w:eastAsia="宋体"/>
                 <w:b w:val="0"/>
-                <w:sz w:val="24"/>
+                <w:sz w:val="21"/>
               </w:rPr>
               <w:t>图表正确4分、结论通顺6分</w:t>
             </w:r>
@@ -1031,15 +950,15 @@
         </w:tc>
         <w:tc>
           <w:tcPr>
-            <w:tcW w:type="dxa" w:w="2880"/>
+            <w:tcW w:type="dxa" w:w="1701"/>
           </w:tcPr>
           <w:p>
             <w:r/>
             <w:r>
               <w:rPr>
-                <w:rFonts w:ascii="宋体" w:hAnsi="宋体" w:eastAsia="宋体"/>
+                <w:rFonts w:ascii="Times New Roman" w:hAnsi="Times New Roman" w:eastAsia="宋体"/>
                 <w:b w:val="0"/>
-                <w:sz w:val="24"/>
+                <w:sz w:val="21"/>
               </w:rPr>
               <w:t>10分</w:t>
             </w:r>
@@ -1047,7 +966,6 @@
         </w:tc>
       </w:tr>
     </w:tbl>
-    <w:p/>
     <w:sectPr>
       <w:pgSz w:w="12240" w:h="15840"/>
       <w:pgMar w:top="1440" w:right="1800" w:bottom="1440" w:left="1800" w:header="720" w:footer="720" w:gutter="0"/>
@@ -1421,10 +1339,6 @@
     <w:name w:val="Normal"/>
     <w:qFormat/>
     <w:rsid w:val="00FC693F"/>
-    <w:rPr>
-      <w:rFonts w:ascii="宋体" w:hAnsi="宋体" w:eastAsia="宋体"/>
-      <w:sz w:val="24"/>
-    </w:rPr>
   </w:style>
   <w:style w:type="paragraph" w:styleId="Header">
     <w:name w:val="header"/>
